--- a/report_template/template_main/gLC10_CustomEdition_HBYY_v1.0.0.docx
+++ b/report_template/template_main/gLC10_CustomEdition_HBYY_v1.0.0.docx
@@ -3202,7 +3202,7 @@
                     </wp:anchor>
                   </w:drawing>
                 </mc:Choice>
-                <mc:Fallback xmlns:oel="http://schemas.microsoft.com/office/2019/extlst" xmlns:w16du="http://schemas.microsoft.com/office/word/2023/wordml/word16du" xmlns:w16sdtfl="http://schemas.microsoft.com/office/word/2024/wordml/sdtformatlock" xmlns:wpsCustomData="http://www.wps.cn/officeDocument/2013/wpsCustomData">
+                <mc:Fallback xmlns:wpsCustomData="http://www.wps.cn/officeDocument/2013/wpsCustomData" xmlns:w16sdtfl="http://schemas.microsoft.com/office/word/2024/wordml/sdtformatlock" xmlns:w16du="http://schemas.microsoft.com/office/word/2023/wordml/word16du" xmlns:oel="http://schemas.microsoft.com/office/2019/extlst">
                   <w:pict>
                     <v:shape id="流程图: 接点 92" o:spid="_x0000_s1026" o:spt="120" type="#_x0000_t120" style="position:absolute;left:0pt;margin-left:199.35pt;margin-top:3.25pt;height:25.15pt;width:24.65pt;z-index:-251656192;v-text-anchor:middle;mso-width-relative:page;mso-height-relative:page;" fillcolor="#0070C0" filled="t" stroked="f" coordsize="21600,21600" o:gfxdata="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">
                       <v:fill on="t" focussize="0,0"/>
@@ -3339,7 +3339,7 @@
                     </wp:anchor>
                   </w:drawing>
                 </mc:Choice>
-                <mc:Fallback xmlns:oel="http://schemas.microsoft.com/office/2019/extlst" xmlns:w16du="http://schemas.microsoft.com/office/word/2023/wordml/word16du" xmlns:w16sdtfl="http://schemas.microsoft.com/office/word/2024/wordml/sdtformatlock">
+                <mc:Fallback xmlns:w16sdtfl="http://schemas.microsoft.com/office/word/2024/wordml/sdtformatlock" xmlns:w16du="http://schemas.microsoft.com/office/word/2023/wordml/word16du" xmlns:oel="http://schemas.microsoft.com/office/2019/extlst">
                   <w:pict>
                     <v:roundrect w14:anchorId="21501625" id="矩形: 圆角 69" o:spid="_x0000_s1026" style="position:absolute;margin-left:-2.9pt;margin-top:3.2pt;width:67.5pt;height:27.75pt;z-index:-251668480;visibility:visible;mso-wrap-style:square;mso-width-percent:0;mso-height-percent:0;mso-wrap-distance-left:9pt;mso-wrap-distance-top:0;mso-wrap-distance-right:9pt;mso-wrap-distance-bottom:0;mso-position-horizontal:absolute;mso-position-horizontal-relative:margin;mso-position-vertical:absolute;mso-position-vertical-relative:text;mso-width-percent:0;mso-height-percent:0;mso-width-relative:margin;mso-height-relative:margin;v-text-anchor:middle" arcsize="10923f" o:gfxdata="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" fillcolor="#f2f2f2 [3052]" stroked="f" strokeweight="2pt">
                       <v:shadow on="t" color="black" opacity="26214f" origin="-.5,-.5" offset=".74836mm,.74836mm"/>
@@ -12976,7 +12976,7 @@
                     </wp:anchor>
                   </w:drawing>
                 </mc:Choice>
-                <mc:Fallback xmlns:oel="http://schemas.microsoft.com/office/2019/extlst" xmlns:w16du="http://schemas.microsoft.com/office/word/2023/wordml/word16du" xmlns:w16sdtfl="http://schemas.microsoft.com/office/word/2024/wordml/sdtformatlock" xmlns:wpsCustomData="http://www.wps.cn/officeDocument/2013/wpsCustomData">
+                <mc:Fallback xmlns:wpsCustomData="http://www.wps.cn/officeDocument/2013/wpsCustomData" xmlns:w16sdtfl="http://schemas.microsoft.com/office/word/2024/wordml/sdtformatlock" xmlns:w16du="http://schemas.microsoft.com/office/word/2023/wordml/word16du" xmlns:oel="http://schemas.microsoft.com/office/2019/extlst">
                   <w:pict>
                     <v:shape id="流程图: 接点 2" o:spid="_x0000_s1026" o:spt="120" type="#_x0000_t120" style="position:absolute;left:0pt;margin-left:170.85pt;margin-top:3.25pt;height:25.15pt;width:24.65pt;z-index:-251654144;v-text-anchor:middle;mso-width-relative:page;mso-height-relative:page;" fillcolor="#0070C0" filled="t" stroked="f" coordsize="21600,21600" o:gfxdata="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">
                       <v:fill on="t" focussize="0,0"/>
@@ -13107,7 +13107,7 @@
                     </wp:anchor>
                   </w:drawing>
                 </mc:Choice>
-                <mc:Fallback xmlns:oel="http://schemas.microsoft.com/office/2019/extlst" xmlns:w16du="http://schemas.microsoft.com/office/word/2023/wordml/word16du" xmlns:w16sdtfl="http://schemas.microsoft.com/office/word/2024/wordml/sdtformatlock" xmlns:wpsCustomData="http://www.wps.cn/officeDocument/2013/wpsCustomData">
+                <mc:Fallback xmlns:wpsCustomData="http://www.wps.cn/officeDocument/2013/wpsCustomData" xmlns:w16sdtfl="http://schemas.microsoft.com/office/word/2024/wordml/sdtformatlock" xmlns:w16du="http://schemas.microsoft.com/office/word/2023/wordml/word16du" xmlns:oel="http://schemas.microsoft.com/office/2019/extlst">
                   <w:pict>
                     <v:roundrect id="矩形: 圆角 3" o:spid="_x0000_s1026" o:spt="2" style="position:absolute;left:0pt;margin-left:-5.4pt;margin-top:3.45pt;height:25.3pt;width:123pt;mso-position-horizontal-relative:margin;z-index:-251655168;v-text-anchor:middle;mso-width-relative:page;mso-height-relative:page;" fillcolor="#F2F2F2 [3052]" filled="t" stroked="f" coordsize="21600,21600" arcsize="0.166666666666667" o:gfxdata="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">
                       <v:fill on="t" focussize="0,0"/>
@@ -19188,7 +19188,7 @@
                     </wp:anchor>
                   </w:drawing>
                 </mc:Choice>
-                <mc:Fallback xmlns:oel="http://schemas.microsoft.com/office/2019/extlst" xmlns:w16du="http://schemas.microsoft.com/office/word/2023/wordml/word16du" xmlns:w16sdtfl="http://schemas.microsoft.com/office/word/2024/wordml/sdtformatlock">
+                <mc:Fallback xmlns:w16sdtfl="http://schemas.microsoft.com/office/word/2024/wordml/sdtformatlock" xmlns:w16du="http://schemas.microsoft.com/office/word/2023/wordml/word16du" xmlns:oel="http://schemas.microsoft.com/office/2019/extlst">
                   <w:pict>
                     <v:shapetype w14:anchorId="5252B1E6" id="_x0000_t120" coordsize="21600,21600" o:spt="120" path="m10800,qx,10800,10800,21600,21600,10800,10800,xe">
                       <v:path gradientshapeok="t" o:connecttype="custom" o:connectlocs="10800,0;3163,3163;0,10800;3163,18437;10800,21600;18437,18437;21600,10800;18437,3163" textboxrect="3163,3163,18437,18437"/>
@@ -19324,7 +19324,7 @@
                     </wp:anchor>
                   </w:drawing>
                 </mc:Choice>
-                <mc:Fallback xmlns:oel="http://schemas.microsoft.com/office/2019/extlst" xmlns:w16du="http://schemas.microsoft.com/office/word/2023/wordml/word16du" xmlns:w16sdtfl="http://schemas.microsoft.com/office/word/2024/wordml/sdtformatlock">
+                <mc:Fallback xmlns:w16sdtfl="http://schemas.microsoft.com/office/word/2024/wordml/sdtformatlock" xmlns:w16du="http://schemas.microsoft.com/office/word/2023/wordml/word16du" xmlns:oel="http://schemas.microsoft.com/office/2019/extlst">
                   <w:pict>
                     <v:roundrect w14:anchorId="48BBBE1D" id="矩形: 圆角 5" o:spid="_x0000_s1026" style="position:absolute;margin-left:-5.5pt;margin-top:3.2pt;width:111pt;height:26.25pt;z-index:-251664384;visibility:visible;mso-wrap-style:square;mso-width-percent:0;mso-height-percent:0;mso-wrap-distance-left:9pt;mso-wrap-distance-top:0;mso-wrap-distance-right:9pt;mso-wrap-distance-bottom:0;mso-position-horizontal:absolute;mso-position-horizontal-relative:margin;mso-position-vertical:absolute;mso-position-vertical-relative:text;mso-width-percent:0;mso-height-percent:0;mso-width-relative:margin;mso-height-relative:margin;v-text-anchor:middle" arcsize="10923f" o:gfxdata="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" fillcolor="#f2f2f2 [3052]" stroked="f" strokeweight="2pt">
                       <v:shadow on="t" color="black" opacity="26214f" origin="-.5,-.5" offset=".74836mm,.74836mm"/>
@@ -21652,7 +21652,7 @@
                     </wp:anchor>
                   </w:drawing>
                 </mc:Choice>
-                <mc:Fallback xmlns:oel="http://schemas.microsoft.com/office/2019/extlst" xmlns:w16du="http://schemas.microsoft.com/office/word/2023/wordml/word16du" xmlns:w16sdtfl="http://schemas.microsoft.com/office/word/2024/wordml/sdtformatlock">
+                <mc:Fallback xmlns:w16sdtfl="http://schemas.microsoft.com/office/word/2024/wordml/sdtformatlock" xmlns:w16du="http://schemas.microsoft.com/office/word/2023/wordml/word16du" xmlns:oel="http://schemas.microsoft.com/office/2019/extlst">
                   <w:pict>
                     <v:shape w14:anchorId="497E726A" id="流程图: 接点 6" o:spid="_x0000_s1026" type="#_x0000_t120" style="position:absolute;margin-left:164.75pt;margin-top:5.45pt;width:24.65pt;height:22.9pt;z-index:-251661312;visibility:visible;mso-wrap-style:square;mso-width-percent:0;mso-height-percent:0;mso-wrap-distance-left:9pt;mso-wrap-distance-top:0;mso-wrap-distance-right:9pt;mso-wrap-distance-bottom:0;mso-position-horizontal:absolute;mso-position-horizontal-relative:text;mso-position-vertical:absolute;mso-position-vertical-relative:text;mso-width-percent:0;mso-height-percent:0;mso-width-relative:margin;mso-height-relative:margin;v-text-anchor:middle" o:gfxdata="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" fillcolor="#0070c0" stroked="f" strokeweight="2pt">
                       <v:shadow on="t" color="black [3213]" opacity="26214f" origin="-.5,-.5" offset=".74836mm,.74836mm"/>
@@ -21785,7 +21785,7 @@
                     </wp:anchor>
                   </w:drawing>
                 </mc:Choice>
-                <mc:Fallback xmlns:oel="http://schemas.microsoft.com/office/2019/extlst" xmlns:w16du="http://schemas.microsoft.com/office/word/2023/wordml/word16du" xmlns:w16sdtfl="http://schemas.microsoft.com/office/word/2024/wordml/sdtformatlock">
+                <mc:Fallback xmlns:w16sdtfl="http://schemas.microsoft.com/office/word/2024/wordml/sdtformatlock" xmlns:w16du="http://schemas.microsoft.com/office/word/2023/wordml/word16du" xmlns:oel="http://schemas.microsoft.com/office/2019/extlst">
                   <w:pict>
                     <v:roundrect w14:anchorId="70908A5D" id="矩形: 圆角 7" o:spid="_x0000_s1026" style="position:absolute;margin-left:-4.8pt;margin-top:3.2pt;width:140.25pt;height:25.15pt;z-index:-251662336;visibility:visible;mso-wrap-style:square;mso-width-percent:0;mso-height-percent:0;mso-wrap-distance-left:9pt;mso-wrap-distance-top:0;mso-wrap-distance-right:9pt;mso-wrap-distance-bottom:0;mso-position-horizontal:absolute;mso-position-horizontal-relative:margin;mso-position-vertical:absolute;mso-position-vertical-relative:text;mso-width-percent:0;mso-height-percent:0;mso-width-relative:margin;mso-height-relative:margin;v-text-anchor:middle" arcsize="10923f" o:gfxdata="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" fillcolor="#f2f2f2 [3052]" stroked="f" strokeweight="2pt">
                       <v:shadow on="t" color="black" opacity="26214f" origin="-.5,-.5" offset=".74836mm,.74836mm"/>
@@ -22945,7 +22945,7 @@
                     </wp:anchor>
                   </w:drawing>
                 </mc:Choice>
-                <mc:Fallback xmlns:oel="http://schemas.microsoft.com/office/2019/extlst" xmlns:w16du="http://schemas.microsoft.com/office/word/2023/wordml/word16du" xmlns:w16sdtfl="http://schemas.microsoft.com/office/word/2024/wordml/sdtformatlock">
+                <mc:Fallback xmlns:w16sdtfl="http://schemas.microsoft.com/office/word/2024/wordml/sdtformatlock" xmlns:w16du="http://schemas.microsoft.com/office/word/2023/wordml/word16du" xmlns:oel="http://schemas.microsoft.com/office/2019/extlst">
                   <w:pict>
                     <v:shape w14:anchorId="3F60ABAC" id="流程图: 接点 10" o:spid="_x0000_s1026" type="#_x0000_t120" style="position:absolute;margin-left:199.35pt;margin-top:4.35pt;width:24.65pt;height:25.15pt;z-index:-251659264;visibility:visible;mso-wrap-style:square;mso-wrap-distance-left:9pt;mso-wrap-distance-top:0;mso-wrap-distance-right:9pt;mso-wrap-distance-bottom:0;mso-position-horizontal:absolute;mso-position-horizontal-relative:text;mso-position-vertical:absolute;mso-position-vertical-relative:text;v-text-anchor:middle" o:gfxdata="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" fillcolor="#0070c0" stroked="f" strokeweight="2pt">
                       <v:shadow on="t" color="black [3213]" opacity="26214f" origin="-.5,-.5" offset=".74836mm,.74836mm"/>
@@ -23041,7 +23041,7 @@
                     </wp:anchor>
                   </w:drawing>
                 </mc:Choice>
-                <mc:Fallback xmlns:oel="http://schemas.microsoft.com/office/2019/extlst" xmlns:w16du="http://schemas.microsoft.com/office/word/2023/wordml/word16du" xmlns:w16sdtfl="http://schemas.microsoft.com/office/word/2024/wordml/sdtformatlock">
+                <mc:Fallback xmlns:w16sdtfl="http://schemas.microsoft.com/office/word/2024/wordml/sdtformatlock" xmlns:w16du="http://schemas.microsoft.com/office/word/2023/wordml/word16du" xmlns:oel="http://schemas.microsoft.com/office/2019/extlst">
                   <w:pict>
                     <v:roundrect w14:anchorId="7C23D68B" id="矩形: 圆角 12" o:spid="_x0000_s1026" style="position:absolute;margin-left:235.25pt;margin-top:3.2pt;width:1in;height:25.5pt;z-index:-251660288;visibility:visible;mso-wrap-style:square;mso-width-percent:0;mso-height-percent:0;mso-wrap-distance-left:9pt;mso-wrap-distance-top:0;mso-wrap-distance-right:9pt;mso-wrap-distance-bottom:0;mso-position-horizontal:absolute;mso-position-horizontal-relative:margin;mso-position-vertical:absolute;mso-position-vertical-relative:text;mso-width-percent:0;mso-height-percent:0;mso-width-relative:margin;mso-height-relative:margin;v-text-anchor:middle" arcsize="0" o:gfxdata="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" fillcolor="#f2f2f2 [3052]" stroked="f" strokeweight="2pt">
                       <v:shadow on="t" color="black" opacity="26214f" origin="-.5,-.5" offset=".74836mm,.74836mm"/>
@@ -25075,7 +25075,7 @@
                     </wp:anchor>
                   </w:drawing>
                 </mc:Choice>
-                <mc:Fallback xmlns:oel="http://schemas.microsoft.com/office/2019/extlst" xmlns:w16du="http://schemas.microsoft.com/office/word/2023/wordml/word16du" xmlns:w16sdtfl="http://schemas.microsoft.com/office/word/2024/wordml/sdtformatlock">
+                <mc:Fallback xmlns:w16sdtfl="http://schemas.microsoft.com/office/word/2024/wordml/sdtformatlock" xmlns:w16du="http://schemas.microsoft.com/office/word/2023/wordml/word16du" xmlns:oel="http://schemas.microsoft.com/office/2019/extlst">
                   <w:pict>
                     <v:shape w14:anchorId="7AFFD471" id="流程图: 接点 10" o:spid="_x0000_s1026" type="#_x0000_t120" style="position:absolute;margin-left:199.25pt;margin-top:2.45pt;width:26.15pt;height:26.25pt;z-index:-251653120;visibility:visible;mso-wrap-style:square;mso-width-percent:0;mso-height-percent:0;mso-wrap-distance-left:9pt;mso-wrap-distance-top:0;mso-wrap-distance-right:9pt;mso-wrap-distance-bottom:0;mso-position-horizontal:absolute;mso-position-horizontal-relative:text;mso-position-vertical:absolute;mso-position-vertical-relative:text;mso-width-percent:0;mso-height-percent:0;mso-width-relative:margin;mso-height-relative:margin;v-text-anchor:middle" o:gfxdata="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" fillcolor="#0070c0" stroked="f" strokeweight="2pt">
                       <v:shadow on="t" color="black [3213]" opacity="26214f" origin="-.5,-.5" offset=".74836mm,.74836mm"/>
@@ -25208,7 +25208,7 @@
                     </wp:anchor>
                   </w:drawing>
                 </mc:Choice>
-                <mc:Fallback xmlns:oel="http://schemas.microsoft.com/office/2019/extlst" xmlns:w16du="http://schemas.microsoft.com/office/word/2023/wordml/word16du" xmlns:w16sdtfl="http://schemas.microsoft.com/office/word/2024/wordml/sdtformatlock">
+                <mc:Fallback xmlns:w16sdtfl="http://schemas.microsoft.com/office/word/2024/wordml/sdtformatlock" xmlns:w16du="http://schemas.microsoft.com/office/word/2023/wordml/word16du" xmlns:oel="http://schemas.microsoft.com/office/2019/extlst">
                   <w:pict>
                     <v:roundrect w14:anchorId="770F9C77" id="矩形: 圆角 12" o:spid="_x0000_s1026" style="position:absolute;margin-left:-6.25pt;margin-top:3.2pt;width:72.75pt;height:25.5pt;z-index:-251654144;visibility:visible;mso-wrap-style:square;mso-width-percent:0;mso-height-percent:0;mso-wrap-distance-left:9pt;mso-wrap-distance-top:0;mso-wrap-distance-right:9pt;mso-wrap-distance-bottom:0;mso-position-horizontal:absolute;mso-position-horizontal-relative:margin;mso-position-vertical:absolute;mso-position-vertical-relative:text;mso-width-percent:0;mso-height-percent:0;mso-width-relative:margin;mso-height-relative:margin;v-text-anchor:middle" arcsize="10923f" o:gfxdata="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" fillcolor="#f2f2f2 [3052]" stroked="f" strokeweight="2pt">
                       <v:shadow on="t" color="black" opacity="26214f" origin="-.5,-.5" offset=".74836mm,.74836mm"/>
@@ -26118,7 +26118,41 @@
           <w:sz w:val="18"/>
           <w:szCs w:val="18"/>
         </w:rPr>
-        <w:t>与中国专家共识《二代测序临床报告解读指引》，根据变异在不同癌种中对应的药物敏感性、诊断及预后证据分为四个等级：A级、B级、C级、D级。在此基础上，基因变异按照其临床意义的重要性分为四个等级：I类变异（具有强临床意义，具有A或B级证据）、II类变异（具有潜在临床意义，具有C或D级证据）、III类变异（临床意义不明）和IV类变异（良性和可能良性变异，已知无临床意义）。</w:t>
+        <w:t>与中国专家共识</w:t>
+      </w:r>
+      <w:r>
+        <w:rPr>
+          <w:rFonts w:ascii="思源黑体 CN Normal" w:eastAsia="思源黑体 CN Normal" w:hAnsi="思源黑体 CN Normal"/>
+          <w:sz w:val="18"/>
+          <w:szCs w:val="18"/>
+        </w:rPr>
+        <w:t>{{</w:t>
+      </w:r>
+      <w:proofErr w:type="spellStart"/>
+      <w:r>
+        <w:rPr>
+          <w:rFonts w:ascii="思源黑体 CN Normal" w:eastAsia="思源黑体 CN Normal" w:hAnsi="思源黑体 CN Normal"/>
+          <w:sz w:val="18"/>
+          <w:szCs w:val="18"/>
+        </w:rPr>
+        <w:t>sample.guideline.ngs_clinic_report_inter</w:t>
+      </w:r>
+      <w:proofErr w:type="spellEnd"/>
+      <w:r>
+        <w:rPr>
+          <w:rFonts w:ascii="思源黑体 CN Normal" w:eastAsia="思源黑体 CN Normal" w:hAnsi="思源黑体 CN Normal"/>
+          <w:sz w:val="18"/>
+          <w:szCs w:val="18"/>
+        </w:rPr>
+        <w:t>}}</w:t>
+      </w:r>
+      <w:r>
+        <w:rPr>
+          <w:rFonts w:ascii="思源黑体 CN Normal" w:eastAsia="思源黑体 CN Normal" w:hAnsi="思源黑体 CN Normal" w:hint="eastAsia"/>
+          <w:sz w:val="18"/>
+          <w:szCs w:val="18"/>
+        </w:rPr>
+        <w:t>，根据变异在不同癌种中对应的药物敏感性、诊断及预后证据分为四个等级：A级、B级、C级、D级。在此基础上，基因变异按照其临床意义的重要性分为四个等级：I类变异（具有强临床意义，具有A或B级证据）、II类变异（具有潜在临床意义，具有C或D级证据）、III类变异（临床意义不明）和IV类变异（良性和可能良性变异，已知无临床意义）。</w:t>
       </w:r>
     </w:p>
     <w:tbl>
@@ -28294,7 +28328,7 @@
                     </wp:anchor>
                   </w:drawing>
                 </mc:Choice>
-                <mc:Fallback xmlns:oel="http://schemas.microsoft.com/office/2019/extlst" xmlns:w16du="http://schemas.microsoft.com/office/word/2023/wordml/word16du" xmlns:w16sdtfl="http://schemas.microsoft.com/office/word/2024/wordml/sdtformatlock" xmlns:wpsCustomData="http://www.wps.cn/officeDocument/2013/wpsCustomData">
+                <mc:Fallback xmlns:wpsCustomData="http://www.wps.cn/officeDocument/2013/wpsCustomData" xmlns:w16sdtfl="http://schemas.microsoft.com/office/word/2024/wordml/sdtformatlock" xmlns:w16du="http://schemas.microsoft.com/office/word/2023/wordml/word16du" xmlns:oel="http://schemas.microsoft.com/office/2019/extlst">
                   <w:pict>
                     <v:shape id="流程图: 接点 10" o:spid="_x0000_s1026" o:spt="120" type="#_x0000_t120" style="position:absolute;left:0pt;margin-left:199.35pt;margin-top:3.25pt;height:25.15pt;width:24.65pt;z-index:-251645952;v-text-anchor:middle;mso-width-relative:page;mso-height-relative:page;" fillcolor="#0070C0" filled="t" stroked="f" coordsize="21600,21600" o:gfxdata="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">
                       <v:fill on="t" focussize="0,0"/>
@@ -28436,7 +28470,7 @@
                     </wp:anchor>
                   </w:drawing>
                 </mc:Choice>
-                <mc:Fallback xmlns:oel="http://schemas.microsoft.com/office/2019/extlst" xmlns:w16du="http://schemas.microsoft.com/office/word/2023/wordml/word16du" xmlns:w16sdtfl="http://schemas.microsoft.com/office/word/2024/wordml/sdtformatlock" xmlns:wpsCustomData="http://www.wps.cn/officeDocument/2013/wpsCustomData">
+                <mc:Fallback xmlns:wpsCustomData="http://www.wps.cn/officeDocument/2013/wpsCustomData" xmlns:w16sdtfl="http://schemas.microsoft.com/office/word/2024/wordml/sdtformatlock" xmlns:w16du="http://schemas.microsoft.com/office/word/2023/wordml/word16du" xmlns:oel="http://schemas.microsoft.com/office/2019/extlst">
                   <w:pict>
                     <v:roundrect id="矩形: 圆角 12" o:spid="_x0000_s1026" o:spt="2" style="position:absolute;left:0pt;margin-left:-5.7pt;margin-top:3.25pt;height:25.3pt;width:71.3pt;mso-position-horizontal-relative:margin;z-index:-251646976;v-text-anchor:middle;mso-width-relative:page;mso-height-relative:page;" fillcolor="#F2F2F2 [3052]" filled="t" stroked="f" coordsize="21600,21600" arcsize="0.166666666666667" o:gfxdata="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">
                       <v:fill on="t" focussize="0,0"/>
@@ -28826,7 +28860,7 @@
                     </wp:anchor>
                   </w:drawing>
                 </mc:Choice>
-                <mc:Fallback xmlns:oel="http://schemas.microsoft.com/office/2019/extlst" xmlns:w16du="http://schemas.microsoft.com/office/word/2023/wordml/word16du" xmlns:w16sdtfl="http://schemas.microsoft.com/office/word/2024/wordml/sdtformatlock" xmlns:wpsCustomData="http://www.wps.cn/officeDocument/2013/wpsCustomData">
+                <mc:Fallback xmlns:wpsCustomData="http://www.wps.cn/officeDocument/2013/wpsCustomData" xmlns:w16sdtfl="http://schemas.microsoft.com/office/word/2024/wordml/sdtformatlock" xmlns:w16du="http://schemas.microsoft.com/office/word/2023/wordml/word16du" xmlns:oel="http://schemas.microsoft.com/office/2019/extlst">
                   <w:pict>
                     <v:shape id="流程图: 接点 26" o:spid="_x0000_s1026" o:spt="120" type="#_x0000_t120" style="position:absolute;left:0pt;margin-left:200.1pt;margin-top:3.25pt;height:25.15pt;width:24.65pt;z-index:-251643904;v-text-anchor:middle;mso-width-relative:page;mso-height-relative:page;" fillcolor="#0070C0" filled="t" stroked="f" coordsize="21600,21600" o:gfxdata="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">
                       <v:fill on="t" focussize="0,0"/>
@@ -28990,7 +29024,7 @@
                     </wp:anchor>
                   </w:drawing>
                 </mc:Choice>
-                <mc:Fallback xmlns:oel="http://schemas.microsoft.com/office/2019/extlst" xmlns:w16du="http://schemas.microsoft.com/office/word/2023/wordml/word16du" xmlns:w16sdtfl="http://schemas.microsoft.com/office/word/2024/wordml/sdtformatlock" xmlns:wpsCustomData="http://www.wps.cn/officeDocument/2013/wpsCustomData">
+                <mc:Fallback xmlns:wpsCustomData="http://www.wps.cn/officeDocument/2013/wpsCustomData" xmlns:w16sdtfl="http://schemas.microsoft.com/office/word/2024/wordml/sdtformatlock" xmlns:w16du="http://schemas.microsoft.com/office/word/2023/wordml/word16du" xmlns:oel="http://schemas.microsoft.com/office/2019/extlst">
                   <w:pict>
                     <v:roundrect id="矩形: 圆角 27" o:spid="_x0000_s1026" o:spt="2" style="position:absolute;left:0pt;margin-left:-5.7pt;margin-top:3.25pt;height:25.3pt;width:71.3pt;mso-position-horizontal-relative:margin;z-index:-251644928;v-text-anchor:middle;mso-width-relative:page;mso-height-relative:page;" fillcolor="#F2F2F2 [3052]" filled="t" stroked="f" coordsize="21600,21600" arcsize="0.166666666666667" o:gfxdata="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">
                       <v:fill on="t" focussize="0,0"/>
@@ -29873,14 +29907,27 @@
                             </w:rPr>
                             <w:t xml:space="preserve"> </w:t>
                           </w:r>
-                          <w:fldSimple w:instr=" SECTIONPAGES  ">
-                            <w:r>
-                              <w:rPr>
-                                <w:noProof/>
-                              </w:rPr>
-                              <w:t>17</w:t>
-                            </w:r>
-                          </w:fldSimple>
+                          <w:r>
+                            <w:fldChar w:fldCharType="begin"/>
+                          </w:r>
+                          <w:r>
+                            <w:instrText xml:space="preserve"> SECTIONPAGES  </w:instrText>
+                          </w:r>
+                          <w:r>
+                            <w:fldChar w:fldCharType="separate"/>
+                          </w:r>
+                          <w:r>
+                            <w:rPr>
+                              <w:noProof/>
+                            </w:rPr>
+                            <w:t>17</w:t>
+                          </w:r>
+                          <w:r>
+                            <w:rPr>
+                              <w:noProof/>
+                            </w:rPr>
+                            <w:fldChar w:fldCharType="end"/>
+                          </w:r>
                           <w:r>
                             <w:t xml:space="preserve"> </w:t>
                           </w:r>
@@ -29982,14 +30029,27 @@
                       </w:rPr>
                       <w:t xml:space="preserve"> </w:t>
                     </w:r>
-                    <w:fldSimple w:instr=" SECTIONPAGES  ">
-                      <w:r>
-                        <w:rPr>
-                          <w:noProof/>
-                        </w:rPr>
-                        <w:t>17</w:t>
-                      </w:r>
-                    </w:fldSimple>
+                    <w:r>
+                      <w:fldChar w:fldCharType="begin"/>
+                    </w:r>
+                    <w:r>
+                      <w:instrText xml:space="preserve"> SECTIONPAGES  </w:instrText>
+                    </w:r>
+                    <w:r>
+                      <w:fldChar w:fldCharType="separate"/>
+                    </w:r>
+                    <w:r>
+                      <w:rPr>
+                        <w:noProof/>
+                      </w:rPr>
+                      <w:t>17</w:t>
+                    </w:r>
+                    <w:r>
+                      <w:rPr>
+                        <w:noProof/>
+                      </w:rPr>
+                      <w:fldChar w:fldCharType="end"/>
+                    </w:r>
                     <w:r>
                       <w:t xml:space="preserve"> </w:t>
                     </w:r>
@@ -32918,6 +32978,10 @@
 </file>
 
 <file path=customXml/item1.xml><?xml version="1.0" encoding="utf-8"?>
+<b:Sources xmlns:b="http://schemas.openxmlformats.org/officeDocument/2006/bibliography" xmlns="http://schemas.openxmlformats.org/officeDocument/2006/bibliography" SelectedStyle="\APA.XSL" StyleName="APA"/>
+</file>
+
+<file path=customXml/item2.xml><?xml version="1.0" encoding="utf-8"?>
 <s:customData xmlns="http://www.wps.cn/officeDocument/2013/wpsCustomData" xmlns:s="http://www.wps.cn/officeDocument/2013/wpsCustomData">
   <customSectProps>
     <customSectPr>
@@ -32933,22 +32997,18 @@
 </s:customData>
 </file>
 
-<file path=customXml/item2.xml><?xml version="1.0" encoding="utf-8"?>
-<b:Sources xmlns:b="http://schemas.openxmlformats.org/officeDocument/2006/bibliography" xmlns="http://schemas.openxmlformats.org/officeDocument/2006/bibliography" SelectedStyle="\APA.XSL" StyleName="APA"/>
+<file path=customXml/itemProps1.xml><?xml version="1.0" encoding="utf-8"?>
+<ds:datastoreItem xmlns:ds="http://schemas.openxmlformats.org/officeDocument/2006/customXml" ds:itemID="{DFF96A03-FCF0-446F-924F-AEF4A5FB0854}">
+  <ds:schemaRefs>
+    <ds:schemaRef ds:uri="http://schemas.openxmlformats.org/officeDocument/2006/bibliography"/>
+  </ds:schemaRefs>
+</ds:datastoreItem>
 </file>
 
-<file path=customXml/itemProps1.xml><?xml version="1.0" encoding="utf-8"?>
+<file path=customXml/itemProps2.xml><?xml version="1.0" encoding="utf-8"?>
 <ds:datastoreItem xmlns:ds="http://schemas.openxmlformats.org/officeDocument/2006/customXml" ds:itemID="{B1977F7D-205B-4081-913C-38D41E755F92}">
   <ds:schemaRefs>
     <ds:schemaRef ds:uri="http://www.wps.cn/officeDocument/2013/wpsCustomData"/>
   </ds:schemaRefs>
 </ds:datastoreItem>
-</file>
-
-<file path=customXml/itemProps2.xml><?xml version="1.0" encoding="utf-8"?>
-<ds:datastoreItem xmlns:ds="http://schemas.openxmlformats.org/officeDocument/2006/customXml" ds:itemID="{DFF96A03-FCF0-446F-924F-AEF4A5FB0854}">
-  <ds:schemaRefs>
-    <ds:schemaRef ds:uri="http://schemas.openxmlformats.org/officeDocument/2006/bibliography"/>
-  </ds:schemaRefs>
-</ds:datastoreItem>
 </file>